--- a/计算程序v2.3/使用说明.docx
+++ b/计算程序v2.3/使用说明.docx
@@ -174,6 +174,18 @@
           <w:lang w:eastAsia="zh-CN"/>
         </w:rPr>
         <w:t>。</w:t>
+      </w:r>
+    </w:p>
+    <w:p>
+      <w:pPr/>
+      <w:r>
+        <w:t>纸质版上不扣分的词段不需要填“0”，所以本程序也不用输 0。0 只在所有非零扣分都输完之后填一次，表示“这个寝室录完了”，程序会自动结算。</w:t>
+      </w:r>
+    </w:p>
+    <w:p>
+      <w:pPr/>
+      <w:r>
+        <w:t>如某寝室 11 个词段的扣分分别为 1、2、3、4、0、5、6、7、0、8、9，程序中应依次输入 1、2、3、4、5、6、7、8、9，最后再输一个 0——最后的 0 表示录完。</w:t>
       </w:r>
     </w:p>
     <w:p>
@@ -1555,55 +1567,7 @@
         <w:rPr>
           <w:lang w:eastAsia="zh-CN"/>
         </w:rPr>
-        <w:t>最后一个扣分填完按回车，或者在某一个空格里填</w:t>
-      </w:r>
-      <w:r>
-        <w:rPr>
-          <w:lang w:eastAsia="zh-CN"/>
-        </w:rPr>
-        <w:t xml:space="preserve"> 0 </w:t>
-      </w:r>
-      <w:r>
-        <w:rPr>
-          <w:lang w:eastAsia="zh-CN"/>
-        </w:rPr>
-        <w:t>再按回车</w:t>
-      </w:r>
-      <w:r>
-        <w:rPr>
-          <w:lang w:eastAsia="zh-CN"/>
-        </w:rPr>
-        <w:t>——</w:t>
-      </w:r>
-      <w:r>
-        <w:rPr>
-          <w:lang w:eastAsia="zh-CN"/>
-        </w:rPr>
-        <w:t>两种方式都表示</w:t>
-      </w:r>
-      <w:r>
-        <w:rPr>
-          <w:lang w:eastAsia="zh-CN"/>
-        </w:rPr>
-        <w:t>“</w:t>
-      </w:r>
-      <w:r>
-        <w:rPr>
-          <w:lang w:eastAsia="zh-CN"/>
-        </w:rPr>
-        <w:t>这个寝室录完了</w:t>
-      </w:r>
-      <w:r>
-        <w:rPr>
-          <w:lang w:eastAsia="zh-CN"/>
-        </w:rPr>
-        <w:t>”</w:t>
-      </w:r>
-      <w:r>
-        <w:rPr>
-          <w:lang w:eastAsia="zh-CN"/>
-        </w:rPr>
-        <w:t>。</w:t>
+        <w:t>所有非零扣分输完后，在下一个空格里填一个 0 按回车；如果正好填满了 11 格，程序也会自动结算——两种方式都表示“这个寝室录完了”。</w:t>
       </w:r>
     </w:p>
     <w:p>

--- a/计算程序v2.3/使用说明.docx
+++ b/计算程序v2.3/使用说明.docx
@@ -1395,39 +1395,9 @@
     <w:p>
       <w:pPr>
         <w:pStyle w:val="a"/>
-        <w:rPr>
-          <w:lang w:eastAsia="zh-CN"/>
-        </w:rPr>
       </w:pPr>
       <w:r>
-        <w:rPr>
-          <w:lang w:eastAsia="zh-CN"/>
-        </w:rPr>
-        <w:t>弹出的文件框里选择总表原件，点</w:t>
-      </w:r>
-      <w:r>
-        <w:rPr>
-          <w:lang w:eastAsia="zh-CN"/>
-        </w:rPr>
-        <w:t>“</w:t>
-      </w:r>
-      <w:r>
-        <w:rPr>
-          <w:lang w:eastAsia="zh-CN"/>
-        </w:rPr>
-        <w:t>打开</w:t>
-      </w:r>
-      <w:r>
-        <w:rPr>
-          <w:lang w:eastAsia="zh-CN"/>
-        </w:rPr>
-        <w:t>”</w:t>
-      </w:r>
-      <w:r>
-        <w:rPr>
-          <w:lang w:eastAsia="zh-CN"/>
-        </w:rPr>
-        <w:t>。</w:t>
+        <w:t>选择怎么在总表里找寝室号：启动后会先弹「选择寝室号匹配方式」，点「使用F列tag（推荐）」或「由程序读取寝室号（测试中）」；直接按回车就是推荐的 F 列 tag。（两种方式的区别见第三节）</w:t>
       </w:r>
     </w:p>
     <w:p>
@@ -1441,7 +1411,7 @@
         <w:rPr>
           <w:lang w:eastAsia="zh-CN"/>
         </w:rPr>
-        <w:t>程序在同文件夹生成副本，名字形如</w:t>
+        <w:t>弹出的文件框里选择总表原件，点</w:t>
       </w:r>
       <w:r>
         <w:rPr>
@@ -1453,31 +1423,19 @@
         <w:rPr>
           <w:lang w:eastAsia="zh-CN"/>
         </w:rPr>
-        <w:t>原件</w:t>
-      </w:r>
-      <w:r>
-        <w:rPr>
-          <w:lang w:eastAsia="zh-CN"/>
-        </w:rPr>
-        <w:t xml:space="preserve"> - </w:t>
-      </w:r>
-      <w:r>
-        <w:rPr>
-          <w:lang w:eastAsia="zh-CN"/>
-        </w:rPr>
-        <w:t>副本</w:t>
-      </w:r>
-      <w:r>
-        <w:rPr>
-          <w:lang w:eastAsia="zh-CN"/>
-        </w:rPr>
-        <w:t>_20261015_1533.xlsx”</w:t>
-      </w:r>
-      <w:r>
-        <w:rPr>
-          <w:lang w:eastAsia="zh-CN"/>
-        </w:rPr>
-        <w:t>。看一眼窗口底部，确认副本路径正确。</w:t>
+        <w:t>打开</w:t>
+      </w:r>
+      <w:r>
+        <w:rPr>
+          <w:lang w:eastAsia="zh-CN"/>
+        </w:rPr>
+        <w:t>”</w:t>
+      </w:r>
+      <w:r>
+        <w:rPr>
+          <w:lang w:eastAsia="zh-CN"/>
+        </w:rPr>
+        <w:t>。</w:t>
       </w:r>
     </w:p>
     <w:p>
@@ -1491,43 +1449,21 @@
         <w:rPr>
           <w:lang w:eastAsia="zh-CN"/>
         </w:rPr>
-        <w:t>在寝室号框里输入三位寝室号（例如</w:t>
-      </w:r>
-      <w:r>
-        <w:rPr>
-          <w:lang w:eastAsia="zh-CN"/>
-        </w:rPr>
-        <w:t xml:space="preserve"> 405</w:t>
-      </w:r>
-      <w:r>
-        <w:rPr>
-          <w:lang w:eastAsia="zh-CN"/>
-        </w:rPr>
-        <w:t>），按回车。程序会在</w:t>
-      </w:r>
-      <w:r>
-        <w:rPr>
-          <w:lang w:eastAsia="zh-CN"/>
-        </w:rPr>
-        <w:t xml:space="preserve"> F </w:t>
-      </w:r>
-      <w:r>
-        <w:rPr>
-          <w:lang w:eastAsia="zh-CN"/>
-        </w:rPr>
-        <w:t>列（</w:t>
-      </w:r>
-      <w:r>
-        <w:rPr>
-          <w:lang w:eastAsia="zh-CN"/>
-        </w:rPr>
-        <w:t>tag</w:t>
-      </w:r>
-      <w:r>
-        <w:rPr>
-          <w:lang w:eastAsia="zh-CN"/>
-        </w:rPr>
-        <w:t>）里找它对应的行。</w:t>
+        <w:t>程序会在原件所在文件夹的「副本」子文件夹里生成副本，名字形如“原件 - 副本_20261016_1533.xlsx”。看一眼窗口底部，确认副本路径正确。</w:t>
+      </w:r>
+    </w:p>
+    <w:p>
+      <w:pPr>
+        <w:pStyle w:val="a"/>
+        <w:rPr>
+          <w:lang w:eastAsia="zh-CN"/>
+        </w:rPr>
+      </w:pPr>
+      <w:r>
+        <w:rPr>
+          <w:lang w:eastAsia="zh-CN"/>
+        </w:rPr>
+        <w:t>在寝室号框里输入寝室号，按回车。程序会按你刚才选的方式去找行：选「F 列 tag」就输三位房号（如 201）；选「由程序读取寝室号」就输“19栋201”（写 19-201，或只写 201 也行）。</w:t>
       </w:r>
     </w:p>
     <w:p>
@@ -2680,7 +2616,7 @@
                 <w:sz w:val="20"/>
                 <w:lang w:eastAsia="zh-CN"/>
               </w:rPr>
-              <w:t>打不进去，只允许数字</w:t>
+              <w:t>打不进去，只允许数字（“无人 / 锁”用的 w / s 是 v2.5 才加的，这个版本没有）</w:t>
             </w:r>
           </w:p>
         </w:tc>

--- a/计算程序v2.3/使用说明.docx
+++ b/计算程序v2.3/使用说明.docx
@@ -41,63 +41,7 @@
           <w:sz w:val="18"/>
           <w:lang w:eastAsia="zh-CN"/>
         </w:rPr>
-        <w:t>版本：</w:t>
-      </w:r>
-      <w:r>
-        <w:rPr>
-          <w:color w:val="666666"/>
-          <w:sz w:val="18"/>
-          <w:lang w:eastAsia="zh-CN"/>
-        </w:rPr>
-        <w:t xml:space="preserve">2026-10-16    </w:t>
-      </w:r>
-      <w:r>
-        <w:rPr>
-          <w:color w:val="666666"/>
-          <w:sz w:val="18"/>
-          <w:lang w:eastAsia="zh-CN"/>
-        </w:rPr>
-        <w:t>适用：</w:t>
-      </w:r>
-      <w:r>
-        <w:rPr>
-          <w:color w:val="666666"/>
-          <w:sz w:val="18"/>
-          <w:lang w:eastAsia="zh-CN"/>
-        </w:rPr>
-        <w:t xml:space="preserve">64 </w:t>
-      </w:r>
-      <w:r>
-        <w:rPr>
-          <w:color w:val="666666"/>
-          <w:sz w:val="18"/>
-          <w:lang w:eastAsia="zh-CN"/>
-        </w:rPr>
-        <w:t>位</w:t>
-      </w:r>
-      <w:r>
-        <w:rPr>
-          <w:color w:val="666666"/>
-          <w:sz w:val="18"/>
-          <w:lang w:eastAsia="zh-CN"/>
-        </w:rPr>
-        <w:t xml:space="preserve"> Windows 10 / 11    </w:t>
-      </w:r>
-      <w:r>
-        <w:rPr>
-          <w:color w:val="666666"/>
-          <w:sz w:val="18"/>
-          <w:lang w:eastAsia="zh-CN"/>
-        </w:rPr>
-        <w:t>程序文件：查寝总分计算器</w:t>
-      </w:r>
-      <w:r>
-        <w:rPr>
-          <w:color w:val="666666"/>
-          <w:sz w:val="18"/>
-          <w:lang w:eastAsia="zh-CN"/>
-        </w:rPr>
-        <w:t>.exe</w:t>
+        <w:t>版本：2026-10-16    适用：64 位 Windows 10 / 11    程序文件：查寝总分计算器v2.3.exe</w:t>
       </w:r>
     </w:p>
     <w:p>
@@ -1188,40 +1132,10 @@
         <w:rPr>
           <w:b/>
         </w:rPr>
-        <w:t>使用</w:t>
-      </w:r>
-      <w:r>
-        <w:rPr>
-          <w:b/>
-        </w:rPr>
-        <w:t xml:space="preserve"> F </w:t>
-      </w:r>
-      <w:r>
-        <w:rPr>
-          <w:b/>
-        </w:rPr>
-        <w:t>列</w:t>
-      </w:r>
-      <w:r>
-        <w:rPr>
-          <w:b/>
-        </w:rPr>
-        <w:t xml:space="preserve"> tag</w:t>
-      </w:r>
-      <w:r>
-        <w:rPr>
-          <w:b/>
-        </w:rPr>
-        <w:t>（推荐）：</w:t>
-      </w:r>
-      <w:r>
-        <w:t>靠表里已有的</w:t>
-      </w:r>
-      <w:r>
-        <w:t xml:space="preserve"> tag </w:t>
-      </w:r>
-      <w:r>
-        <w:t>列匹配，最稳。</w:t>
+        <w:t>使用 F 列 tag（推荐）：</w:t>
+      </w:r>
+      <w:r>
+        <w:t>靠表里已有的 tag 列匹配，前提是总表中要手动设置了F列！！！！！！</w:t>
       </w:r>
     </w:p>
     <w:p>
@@ -1327,31 +1241,7 @@
         <w:rPr>
           <w:lang w:eastAsia="zh-CN"/>
         </w:rPr>
-        <w:t>双击</w:t>
-      </w:r>
-      <w:r>
-        <w:rPr>
-          <w:lang w:eastAsia="zh-CN"/>
-        </w:rPr>
-        <w:t>“</w:t>
-      </w:r>
-      <w:r>
-        <w:rPr>
-          <w:lang w:eastAsia="zh-CN"/>
-        </w:rPr>
-        <w:t>查寝总分计算器</w:t>
-      </w:r>
-      <w:r>
-        <w:rPr>
-          <w:lang w:eastAsia="zh-CN"/>
-        </w:rPr>
-        <w:t>.exe”</w:t>
-      </w:r>
-      <w:r>
-        <w:rPr>
-          <w:lang w:eastAsia="zh-CN"/>
-        </w:rPr>
-        <w:t>。</w:t>
+        <w:t>双击“查寝总分计算器v2.3.exe”。</w:t>
       </w:r>
     </w:p>
     <w:p>
@@ -1397,7 +1287,7 @@
         <w:pStyle w:val="a"/>
       </w:pPr>
       <w:r>
-        <w:t>选择怎么在总表里找寝室号：启动后会先弹「选择寝室号匹配方式」，点「使用F列tag（推荐）」或「由程序读取寝室号（测试中）」；直接按回车就是推荐的 F 列 tag。（两种方式的区别见第三节）</w:t>
+        <w:t>选择怎么在总表里找寝室号：启动后会先弹「选择寝室号匹配方式」，点「使用F列tag（推荐）」或「由程序读取寝室号（测试中）」；直接按回车就是推荐的 F 列 tag（前提是要手动设置了tag列！！！！！）。（两种方式的区别见第三节）</w:t>
       </w:r>
     </w:p>
     <w:p>
@@ -3666,35 +3556,7 @@
                 <w:sz w:val="20"/>
                 <w:lang w:eastAsia="zh-CN"/>
               </w:rPr>
-              <w:t>输入和表里对不上。换个写法（如</w:t>
-            </w:r>
-            <w:r>
-              <w:rPr>
-                <w:sz w:val="20"/>
-                <w:lang w:eastAsia="zh-CN"/>
-              </w:rPr>
-              <w:t>“19</w:t>
-            </w:r>
-            <w:r>
-              <w:rPr>
-                <w:sz w:val="20"/>
-                <w:lang w:eastAsia="zh-CN"/>
-              </w:rPr>
-              <w:t>栋</w:t>
-            </w:r>
-            <w:r>
-              <w:rPr>
-                <w:sz w:val="20"/>
-                <w:lang w:eastAsia="zh-CN"/>
-              </w:rPr>
-              <w:t>201”</w:t>
-            </w:r>
-            <w:r>
-              <w:rPr>
-                <w:sz w:val="20"/>
-                <w:lang w:eastAsia="zh-CN"/>
-              </w:rPr>
-              <w:t>），或核对是否选错了表。</w:t>
+              <w:t>输入和表里对不上，核对是否选错了表或者使用tag列查找，再联系作者了解具体情况。</w:t>
             </w:r>
           </w:p>
         </w:tc>
